--- a/database/ml_training_samples/job_order_JO-2026-0188.docx
+++ b/database/ml_training_samples/job_order_JO-2026-0188.docx
@@ -24,15 +24,15 @@
           <w:sz w:val="20"/>
           <w:szCs w:val="20"/>
         </w:rPr>
-        <w:t xml:space="preserve">Job Order No:    </w:t>
-      </w:r>
-      <w:r>
-        <w:rPr>
-          <w:rFonts w:ascii="Courier New" w:cs="Courier New" w:eastAsia="Courier New" w:hAnsi="Courier New"/>
-          <w:sz w:val="20"/>
-          <w:szCs w:val="20"/>
-        </w:rPr>
-        <w:t xml:space="preserve">JO-2026-0188</w:t>
+        <w:t xml:space="preserve">Date Requested:  </w:t>
+      </w:r>
+      <w:r>
+        <w:rPr>
+          <w:rFonts w:ascii="Courier New" w:cs="Courier New" w:eastAsia="Courier New" w:hAnsi="Courier New"/>
+          <w:sz w:val="20"/>
+          <w:szCs w:val="20"/>
+        </w:rPr>
+        <w:t xml:space="preserve">February 3, 2026</w:t>
       </w:r>
     </w:p>
     <w:p>
@@ -47,15 +47,15 @@
           <w:sz w:val="20"/>
           <w:szCs w:val="20"/>
         </w:rPr>
-        <w:t xml:space="preserve">Date Requested:  </w:t>
-      </w:r>
-      <w:r>
-        <w:rPr>
-          <w:rFonts w:ascii="Courier New" w:cs="Courier New" w:eastAsia="Courier New" w:hAnsi="Courier New"/>
-          <w:sz w:val="20"/>
-          <w:szCs w:val="20"/>
-        </w:rPr>
-        <w:t xml:space="preserve">February 3, 2026</w:t>
+        <w:t xml:space="preserve">Requested By:    </w:t>
+      </w:r>
+      <w:r>
+        <w:rPr>
+          <w:rFonts w:ascii="Courier New" w:cs="Courier New" w:eastAsia="Courier New" w:hAnsi="Courier New"/>
+          <w:sz w:val="20"/>
+          <w:szCs w:val="20"/>
+        </w:rPr>
+        <w:t xml:space="preserve">Nestor Villanueva, Fleet Supervisor</w:t>
       </w:r>
     </w:p>
     <w:p>
@@ -70,29 +70,6 @@
           <w:sz w:val="20"/>
           <w:szCs w:val="20"/>
         </w:rPr>
-        <w:t xml:space="preserve">Requested By:    </w:t>
-      </w:r>
-      <w:r>
-        <w:rPr>
-          <w:rFonts w:ascii="Courier New" w:cs="Courier New" w:eastAsia="Courier New" w:hAnsi="Courier New"/>
-          <w:sz w:val="20"/>
-          <w:szCs w:val="20"/>
-        </w:rPr>
-        <w:t xml:space="preserve">Nestor Villanueva, Fleet Supervisor</w:t>
-      </w:r>
-    </w:p>
-    <w:p>
-      <w:pPr>
-        <w:spacing w:after="0"/>
-      </w:pPr>
-      <w:r>
-        <w:rPr>
-          <w:rFonts w:ascii="Courier New" w:cs="Courier New" w:eastAsia="Courier New" w:hAnsi="Courier New"/>
-          <w:b/>
-          <w:bCs/>
-          <w:sz w:val="20"/>
-          <w:szCs w:val="20"/>
-        </w:rPr>
         <w:t xml:space="preserve">Department:      </w:t>
       </w:r>
       <w:r>
@@ -101,7 +78,7 @@
           <w:sz w:val="20"/>
           <w:szCs w:val="20"/>
         </w:rPr>
-        <w:t xml:space="preserve">Transport and Vehicle Maintenance</w:t>
+        <w:t xml:space="preserve">Engineering</w:t>
       </w:r>
     </w:p>
     <w:p>
